--- a/Backend/Director_Disclosure/Output_Disclosures/2024-25/ORIVANTA_ENERGY_PRIVATE_LIMITED/DIR-8/DIR8_JAYMIN_MUKESHBHAI_GANDHI_10786887.docx
+++ b/Backend/Director_Disclosure/Output_Disclosures/2024-25/ORIVANTA_ENERGY_PRIVATE_LIMITED/DIR-8/DIR8_JAYMIN_MUKESHBHAI_GANDHI_10786887.docx
@@ -474,14 +474,6 @@
               <w:spacing w:after="0"/>
               <w:jc w:val="both"/>
             </w:pPr>
-            <w:r>
-              <w:rPr>
-                <w:rFonts w:ascii="Adani" w:hAnsi="Adani" w:eastAsia="Adani" w:cs="Adani"/>
-                <w:b w:val="0"/>
-                <w:sz w:val="23"/>
-              </w:rPr>
-              <w:t>ADANI RENEWABLE ENERGY TWO LIMITED</w:t>
-            </w:r>
           </w:p>
         </w:tc>
         <w:tc>
@@ -493,644 +485,6 @@
               <w:spacing w:after="0"/>
               <w:jc w:val="center"/>
             </w:pPr>
-            <w:r>
-              <w:rPr>
-                <w:rFonts w:ascii="Adani" w:hAnsi="Adani" w:eastAsia="Adani" w:cs="Adani"/>
-                <w:b w:val="0"/>
-                <w:sz w:val="23"/>
-              </w:rPr>
-              <w:t>21/06/2025</w:t>
-            </w:r>
-          </w:p>
-        </w:tc>
-        <w:tc>
-          <w:tcPr>
-            <w:tcW w:type="dxa" w:w="2250"/>
-          </w:tcPr>
-          <w:p>
-            <w:pPr>
-              <w:spacing w:after="0"/>
-              <w:jc w:val="center"/>
-            </w:pPr>
-          </w:p>
-        </w:tc>
-      </w:tr>
-      <w:tr>
-        <w:tc>
-          <w:tcPr>
-            <w:tcW w:type="dxa" w:w="636"/>
-          </w:tcPr>
-          <w:p>
-            <w:pPr>
-              <w:spacing w:after="0"/>
-              <w:ind w:left="360"/>
-            </w:pPr>
-            <w:r>
-              <w:rPr>
-                <w:rFonts w:ascii="Adani" w:hAnsi="Adani" w:eastAsia="Adani" w:cs="Adani"/>
-                <w:b w:val="0"/>
-                <w:sz w:val="23"/>
-              </w:rPr>
-              <w:t>4</w:t>
-            </w:r>
-          </w:p>
-        </w:tc>
-        <w:tc>
-          <w:tcPr>
-            <w:tcW w:type="dxa" w:w="3864"/>
-          </w:tcPr>
-          <w:p>
-            <w:pPr>
-              <w:spacing w:after="0"/>
-              <w:jc w:val="both"/>
-            </w:pPr>
-            <w:r>
-              <w:rPr>
-                <w:rFonts w:ascii="Adani" w:hAnsi="Adani" w:eastAsia="Adani" w:cs="Adani"/>
-                <w:b w:val="0"/>
-                <w:sz w:val="23"/>
-              </w:rPr>
-              <w:t>ADANI RENEWABLE ENERGY EIGHT LIMITED</w:t>
-            </w:r>
-          </w:p>
-        </w:tc>
-        <w:tc>
-          <w:tcPr>
-            <w:tcW w:type="dxa" w:w="2610"/>
-          </w:tcPr>
-          <w:p>
-            <w:pPr>
-              <w:spacing w:after="0"/>
-              <w:jc w:val="center"/>
-            </w:pPr>
-            <w:r>
-              <w:rPr>
-                <w:rFonts w:ascii="Adani" w:hAnsi="Adani" w:eastAsia="Adani" w:cs="Adani"/>
-                <w:b w:val="0"/>
-                <w:sz w:val="23"/>
-              </w:rPr>
-              <w:t>21/06/2025</w:t>
-            </w:r>
-          </w:p>
-        </w:tc>
-        <w:tc>
-          <w:tcPr>
-            <w:tcW w:type="dxa" w:w="2250"/>
-          </w:tcPr>
-          <w:p>
-            <w:pPr>
-              <w:spacing w:after="0"/>
-              <w:jc w:val="center"/>
-            </w:pPr>
-          </w:p>
-        </w:tc>
-      </w:tr>
-      <w:tr>
-        <w:tc>
-          <w:tcPr>
-            <w:tcW w:type="dxa" w:w="636"/>
-          </w:tcPr>
-          <w:p>
-            <w:pPr>
-              <w:spacing w:after="0"/>
-              <w:ind w:left="360"/>
-            </w:pPr>
-            <w:r>
-              <w:rPr>
-                <w:rFonts w:ascii="Adani" w:hAnsi="Adani" w:eastAsia="Adani" w:cs="Adani"/>
-                <w:b w:val="0"/>
-                <w:sz w:val="23"/>
-              </w:rPr>
-              <w:t>5</w:t>
-            </w:r>
-          </w:p>
-        </w:tc>
-        <w:tc>
-          <w:tcPr>
-            <w:tcW w:type="dxa" w:w="3864"/>
-          </w:tcPr>
-          <w:p>
-            <w:pPr>
-              <w:spacing w:after="0"/>
-              <w:jc w:val="both"/>
-            </w:pPr>
-            <w:r>
-              <w:rPr>
-                <w:rFonts w:ascii="Adani" w:hAnsi="Adani" w:eastAsia="Adani" w:cs="Adani"/>
-                <w:b w:val="0"/>
-                <w:sz w:val="23"/>
-              </w:rPr>
-              <w:t>ADANI RENEWABLE ENERGY THIRTY SEVEN LIMITED</w:t>
-            </w:r>
-          </w:p>
-        </w:tc>
-        <w:tc>
-          <w:tcPr>
-            <w:tcW w:type="dxa" w:w="2610"/>
-          </w:tcPr>
-          <w:p>
-            <w:pPr>
-              <w:spacing w:after="0"/>
-              <w:jc w:val="center"/>
-            </w:pPr>
-            <w:r>
-              <w:rPr>
-                <w:rFonts w:ascii="Adani" w:hAnsi="Adani" w:eastAsia="Adani" w:cs="Adani"/>
-                <w:b w:val="0"/>
-                <w:sz w:val="23"/>
-              </w:rPr>
-              <w:t>20/06/2025</w:t>
-            </w:r>
-          </w:p>
-        </w:tc>
-        <w:tc>
-          <w:tcPr>
-            <w:tcW w:type="dxa" w:w="2250"/>
-          </w:tcPr>
-          <w:p>
-            <w:pPr>
-              <w:spacing w:after="0"/>
-              <w:jc w:val="center"/>
-            </w:pPr>
-          </w:p>
-        </w:tc>
-      </w:tr>
-      <w:tr>
-        <w:tc>
-          <w:tcPr>
-            <w:tcW w:type="dxa" w:w="636"/>
-          </w:tcPr>
-          <w:p>
-            <w:pPr>
-              <w:spacing w:after="0"/>
-              <w:ind w:left="360"/>
-            </w:pPr>
-            <w:r>
-              <w:rPr>
-                <w:rFonts w:ascii="Adani" w:hAnsi="Adani" w:eastAsia="Adani" w:cs="Adani"/>
-                <w:b w:val="0"/>
-                <w:sz w:val="23"/>
-              </w:rPr>
-              <w:t>6</w:t>
-            </w:r>
-          </w:p>
-        </w:tc>
-        <w:tc>
-          <w:tcPr>
-            <w:tcW w:type="dxa" w:w="3864"/>
-          </w:tcPr>
-          <w:p>
-            <w:pPr>
-              <w:spacing w:after="0"/>
-              <w:jc w:val="both"/>
-            </w:pPr>
-            <w:r>
-              <w:rPr>
-                <w:rFonts w:ascii="Adani" w:hAnsi="Adani" w:eastAsia="Adani" w:cs="Adani"/>
-                <w:b w:val="0"/>
-                <w:sz w:val="23"/>
-              </w:rPr>
-              <w:t>ADANI RENEWABLE ENERGY FOUR LIMITED</w:t>
-            </w:r>
-          </w:p>
-        </w:tc>
-        <w:tc>
-          <w:tcPr>
-            <w:tcW w:type="dxa" w:w="2610"/>
-          </w:tcPr>
-          <w:p>
-            <w:pPr>
-              <w:spacing w:after="0"/>
-              <w:jc w:val="center"/>
-            </w:pPr>
-            <w:r>
-              <w:rPr>
-                <w:rFonts w:ascii="Adani" w:hAnsi="Adani" w:eastAsia="Adani" w:cs="Adani"/>
-                <w:b w:val="0"/>
-                <w:sz w:val="23"/>
-              </w:rPr>
-              <w:t>30/10/2024</w:t>
-            </w:r>
-          </w:p>
-        </w:tc>
-        <w:tc>
-          <w:tcPr>
-            <w:tcW w:type="dxa" w:w="2250"/>
-          </w:tcPr>
-          <w:p>
-            <w:pPr>
-              <w:spacing w:after="0"/>
-              <w:jc w:val="center"/>
-            </w:pPr>
-          </w:p>
-        </w:tc>
-      </w:tr>
-      <w:tr>
-        <w:tc>
-          <w:tcPr>
-            <w:tcW w:type="dxa" w:w="636"/>
-          </w:tcPr>
-          <w:p>
-            <w:pPr>
-              <w:spacing w:after="0"/>
-              <w:ind w:left="360"/>
-            </w:pPr>
-            <w:r>
-              <w:rPr>
-                <w:rFonts w:ascii="Adani" w:hAnsi="Adani" w:eastAsia="Adani" w:cs="Adani"/>
-                <w:b w:val="0"/>
-                <w:sz w:val="23"/>
-              </w:rPr>
-              <w:t>7</w:t>
-            </w:r>
-          </w:p>
-        </w:tc>
-        <w:tc>
-          <w:tcPr>
-            <w:tcW w:type="dxa" w:w="3864"/>
-          </w:tcPr>
-          <w:p>
-            <w:pPr>
-              <w:spacing w:after="0"/>
-              <w:jc w:val="both"/>
-            </w:pPr>
-            <w:r>
-              <w:rPr>
-                <w:rFonts w:ascii="Adani" w:hAnsi="Adani" w:eastAsia="Adani" w:cs="Adani"/>
-                <w:b w:val="0"/>
-                <w:sz w:val="23"/>
-              </w:rPr>
-              <w:t>ADANI RENEWABLE ENERGY SIX LIMITED</w:t>
-            </w:r>
-          </w:p>
-        </w:tc>
-        <w:tc>
-          <w:tcPr>
-            <w:tcW w:type="dxa" w:w="2610"/>
-          </w:tcPr>
-          <w:p>
-            <w:pPr>
-              <w:spacing w:after="0"/>
-              <w:jc w:val="center"/>
-            </w:pPr>
-            <w:r>
-              <w:rPr>
-                <w:rFonts w:ascii="Adani" w:hAnsi="Adani" w:eastAsia="Adani" w:cs="Adani"/>
-                <w:b w:val="0"/>
-                <w:sz w:val="23"/>
-              </w:rPr>
-              <w:t>30/10/2024</w:t>
-            </w:r>
-          </w:p>
-        </w:tc>
-        <w:tc>
-          <w:tcPr>
-            <w:tcW w:type="dxa" w:w="2250"/>
-          </w:tcPr>
-          <w:p>
-            <w:pPr>
-              <w:spacing w:after="0"/>
-              <w:jc w:val="center"/>
-            </w:pPr>
-          </w:p>
-        </w:tc>
-      </w:tr>
-      <w:tr>
-        <w:tc>
-          <w:tcPr>
-            <w:tcW w:type="dxa" w:w="636"/>
-          </w:tcPr>
-          <w:p>
-            <w:pPr>
-              <w:spacing w:after="0"/>
-              <w:ind w:left="360"/>
-            </w:pPr>
-            <w:r>
-              <w:rPr>
-                <w:rFonts w:ascii="Adani" w:hAnsi="Adani" w:eastAsia="Adani" w:cs="Adani"/>
-                <w:b w:val="0"/>
-                <w:sz w:val="23"/>
-              </w:rPr>
-              <w:t>8</w:t>
-            </w:r>
-          </w:p>
-        </w:tc>
-        <w:tc>
-          <w:tcPr>
-            <w:tcW w:type="dxa" w:w="3864"/>
-          </w:tcPr>
-          <w:p>
-            <w:pPr>
-              <w:spacing w:after="0"/>
-              <w:jc w:val="both"/>
-            </w:pPr>
-            <w:r>
-              <w:rPr>
-                <w:rFonts w:ascii="Adani" w:hAnsi="Adani" w:eastAsia="Adani" w:cs="Adani"/>
-                <w:b w:val="0"/>
-                <w:sz w:val="23"/>
-              </w:rPr>
-              <w:t>ADANI RENEWABLE ENERGY SEVEN LIMITED</w:t>
-            </w:r>
-          </w:p>
-        </w:tc>
-        <w:tc>
-          <w:tcPr>
-            <w:tcW w:type="dxa" w:w="2610"/>
-          </w:tcPr>
-          <w:p>
-            <w:pPr>
-              <w:spacing w:after="0"/>
-              <w:jc w:val="center"/>
-            </w:pPr>
-            <w:r>
-              <w:rPr>
-                <w:rFonts w:ascii="Adani" w:hAnsi="Adani" w:eastAsia="Adani" w:cs="Adani"/>
-                <w:b w:val="0"/>
-                <w:sz w:val="23"/>
-              </w:rPr>
-              <w:t>30/10/2024</w:t>
-            </w:r>
-          </w:p>
-        </w:tc>
-        <w:tc>
-          <w:tcPr>
-            <w:tcW w:type="dxa" w:w="2250"/>
-          </w:tcPr>
-          <w:p>
-            <w:pPr>
-              <w:spacing w:after="0"/>
-              <w:jc w:val="center"/>
-            </w:pPr>
-          </w:p>
-        </w:tc>
-      </w:tr>
-      <w:tr>
-        <w:tc>
-          <w:tcPr>
-            <w:tcW w:type="dxa" w:w="636"/>
-          </w:tcPr>
-          <w:p>
-            <w:pPr>
-              <w:spacing w:after="0"/>
-              <w:ind w:left="360"/>
-            </w:pPr>
-            <w:r>
-              <w:rPr>
-                <w:rFonts w:ascii="Adani" w:hAnsi="Adani" w:eastAsia="Adani" w:cs="Adani"/>
-                <w:b w:val="0"/>
-                <w:sz w:val="23"/>
-              </w:rPr>
-              <w:t>9</w:t>
-            </w:r>
-          </w:p>
-        </w:tc>
-        <w:tc>
-          <w:tcPr>
-            <w:tcW w:type="dxa" w:w="3864"/>
-          </w:tcPr>
-          <w:p>
-            <w:pPr>
-              <w:spacing w:after="0"/>
-              <w:jc w:val="both"/>
-            </w:pPr>
-            <w:r>
-              <w:rPr>
-                <w:rFonts w:ascii="Adani" w:hAnsi="Adani" w:eastAsia="Adani" w:cs="Adani"/>
-                <w:b w:val="0"/>
-                <w:sz w:val="23"/>
-              </w:rPr>
-              <w:t>ADANI RENEWABLE ENERGY TEN LIMITED</w:t>
-            </w:r>
-          </w:p>
-        </w:tc>
-        <w:tc>
-          <w:tcPr>
-            <w:tcW w:type="dxa" w:w="2610"/>
-          </w:tcPr>
-          <w:p>
-            <w:pPr>
-              <w:spacing w:after="0"/>
-              <w:jc w:val="center"/>
-            </w:pPr>
-            <w:r>
-              <w:rPr>
-                <w:rFonts w:ascii="Adani" w:hAnsi="Adani" w:eastAsia="Adani" w:cs="Adani"/>
-                <w:b w:val="0"/>
-                <w:sz w:val="23"/>
-              </w:rPr>
-              <w:t>30/10/2024</w:t>
-            </w:r>
-          </w:p>
-        </w:tc>
-        <w:tc>
-          <w:tcPr>
-            <w:tcW w:type="dxa" w:w="2250"/>
-          </w:tcPr>
-          <w:p>
-            <w:pPr>
-              <w:spacing w:after="0"/>
-              <w:jc w:val="center"/>
-            </w:pPr>
-          </w:p>
-        </w:tc>
-      </w:tr>
-      <w:tr>
-        <w:tc>
-          <w:tcPr>
-            <w:tcW w:type="dxa" w:w="636"/>
-          </w:tcPr>
-          <w:p>
-            <w:pPr>
-              <w:spacing w:after="0"/>
-              <w:ind w:left="360"/>
-            </w:pPr>
-            <w:r>
-              <w:rPr>
-                <w:rFonts w:ascii="Adani" w:hAnsi="Adani" w:eastAsia="Adani" w:cs="Adani"/>
-                <w:b w:val="0"/>
-                <w:sz w:val="23"/>
-              </w:rPr>
-              <w:t>10</w:t>
-            </w:r>
-          </w:p>
-        </w:tc>
-        <w:tc>
-          <w:tcPr>
-            <w:tcW w:type="dxa" w:w="3864"/>
-          </w:tcPr>
-          <w:p>
-            <w:pPr>
-              <w:spacing w:after="0"/>
-              <w:jc w:val="both"/>
-            </w:pPr>
-            <w:r>
-              <w:rPr>
-                <w:rFonts w:ascii="Adani" w:hAnsi="Adani" w:eastAsia="Adani" w:cs="Adani"/>
-                <w:b w:val="0"/>
-                <w:sz w:val="23"/>
-              </w:rPr>
-              <w:t>ADANI RENEWABLE ENERGY ONE LIMITED</w:t>
-            </w:r>
-          </w:p>
-        </w:tc>
-        <w:tc>
-          <w:tcPr>
-            <w:tcW w:type="dxa" w:w="2610"/>
-          </w:tcPr>
-          <w:p>
-            <w:pPr>
-              <w:spacing w:after="0"/>
-              <w:jc w:val="center"/>
-            </w:pPr>
-            <w:r>
-              <w:rPr>
-                <w:rFonts w:ascii="Adani" w:hAnsi="Adani" w:eastAsia="Adani" w:cs="Adani"/>
-                <w:b w:val="0"/>
-                <w:sz w:val="23"/>
-              </w:rPr>
-              <w:t>30/10/2024</w:t>
-            </w:r>
-          </w:p>
-        </w:tc>
-        <w:tc>
-          <w:tcPr>
-            <w:tcW w:type="dxa" w:w="2250"/>
-          </w:tcPr>
-          <w:p>
-            <w:pPr>
-              <w:spacing w:after="0"/>
-              <w:jc w:val="center"/>
-            </w:pPr>
-          </w:p>
-        </w:tc>
-      </w:tr>
-      <w:tr>
-        <w:tc>
-          <w:tcPr>
-            <w:tcW w:type="dxa" w:w="636"/>
-          </w:tcPr>
-          <w:p>
-            <w:pPr>
-              <w:spacing w:after="0"/>
-              <w:ind w:left="360"/>
-            </w:pPr>
-            <w:r>
-              <w:rPr>
-                <w:rFonts w:ascii="Adani" w:hAnsi="Adani" w:eastAsia="Adani" w:cs="Adani"/>
-                <w:b w:val="0"/>
-                <w:sz w:val="23"/>
-              </w:rPr>
-              <w:t>11</w:t>
-            </w:r>
-          </w:p>
-        </w:tc>
-        <w:tc>
-          <w:tcPr>
-            <w:tcW w:type="dxa" w:w="3864"/>
-          </w:tcPr>
-          <w:p>
-            <w:pPr>
-              <w:spacing w:after="0"/>
-              <w:jc w:val="both"/>
-            </w:pPr>
-            <w:r>
-              <w:rPr>
-                <w:rFonts w:ascii="Adani" w:hAnsi="Adani" w:eastAsia="Adani" w:cs="Adani"/>
-                <w:b w:val="0"/>
-                <w:sz w:val="23"/>
-              </w:rPr>
-              <w:t>ADANI RENEWABLE ENERGY FIVE LIMITED</w:t>
-            </w:r>
-          </w:p>
-        </w:tc>
-        <w:tc>
-          <w:tcPr>
-            <w:tcW w:type="dxa" w:w="2610"/>
-          </w:tcPr>
-          <w:p>
-            <w:pPr>
-              <w:spacing w:after="0"/>
-              <w:jc w:val="center"/>
-            </w:pPr>
-            <w:r>
-              <w:rPr>
-                <w:rFonts w:ascii="Adani" w:hAnsi="Adani" w:eastAsia="Adani" w:cs="Adani"/>
-                <w:b w:val="0"/>
-                <w:sz w:val="23"/>
-              </w:rPr>
-              <w:t>30/10/2024</w:t>
-            </w:r>
-          </w:p>
-        </w:tc>
-        <w:tc>
-          <w:tcPr>
-            <w:tcW w:type="dxa" w:w="2250"/>
-          </w:tcPr>
-          <w:p>
-            <w:pPr>
-              <w:spacing w:after="0"/>
-              <w:jc w:val="center"/>
-            </w:pPr>
-          </w:p>
-        </w:tc>
-      </w:tr>
-      <w:tr>
-        <w:tc>
-          <w:tcPr>
-            <w:tcW w:type="dxa" w:w="636"/>
-          </w:tcPr>
-          <w:p>
-            <w:pPr>
-              <w:spacing w:after="0"/>
-              <w:ind w:left="360"/>
-            </w:pPr>
-            <w:r>
-              <w:rPr>
-                <w:rFonts w:ascii="Adani" w:hAnsi="Adani" w:eastAsia="Adani" w:cs="Adani"/>
-                <w:b w:val="0"/>
-                <w:sz w:val="23"/>
-              </w:rPr>
-              <w:t>12</w:t>
-            </w:r>
-          </w:p>
-        </w:tc>
-        <w:tc>
-          <w:tcPr>
-            <w:tcW w:type="dxa" w:w="3864"/>
-          </w:tcPr>
-          <w:p>
-            <w:pPr>
-              <w:spacing w:after="0"/>
-              <w:jc w:val="both"/>
-            </w:pPr>
-            <w:r>
-              <w:rPr>
-                <w:rFonts w:ascii="Adani" w:hAnsi="Adani" w:eastAsia="Adani" w:cs="Adani"/>
-                <w:b w:val="0"/>
-                <w:sz w:val="23"/>
-              </w:rPr>
-              <w:t>ADANI RENEWABLE ENERGY THREE LIMITED</w:t>
-            </w:r>
-          </w:p>
-        </w:tc>
-        <w:tc>
-          <w:tcPr>
-            <w:tcW w:type="dxa" w:w="2610"/>
-          </w:tcPr>
-          <w:p>
-            <w:pPr>
-              <w:spacing w:after="0"/>
-              <w:jc w:val="center"/>
-            </w:pPr>
-            <w:r>
-              <w:rPr>
-                <w:rFonts w:ascii="Adani" w:hAnsi="Adani" w:eastAsia="Adani" w:cs="Adani"/>
-                <w:b w:val="0"/>
-                <w:sz w:val="23"/>
-              </w:rPr>
-              <w:t>30/10/2024</w:t>
-            </w:r>
           </w:p>
         </w:tc>
         <w:tc>
@@ -1245,7 +599,7 @@
           <w:b w:val="0"/>
           <w:sz w:val="23"/>
         </w:rPr>
-        <w:t xml:space="preserve">Date: 07th May, 2026</w:t>
+        <w:t xml:space="preserve">Date: 15th May, 2026</w:t>
         <w:tab/>
       </w:r>
     </w:p>

--- a/Backend/Director_Disclosure/Output_Disclosures/2024-25/ORIVANTA_ENERGY_PRIVATE_LIMITED/DIR-8/DIR8_JAYMIN_MUKESHBHAI_GANDHI_10786887.docx
+++ b/Backend/Director_Disclosure/Output_Disclosures/2024-25/ORIVANTA_ENERGY_PRIVATE_LIMITED/DIR-8/DIR8_JAYMIN_MUKESHBHAI_GANDHI_10786887.docx
@@ -599,7 +599,7 @@
           <w:b w:val="0"/>
           <w:sz w:val="23"/>
         </w:rPr>
-        <w:t xml:space="preserve">Date: 15th May, 2026</w:t>
+        <w:t xml:space="preserve">Date: 27th May, 2026</w:t>
         <w:tab/>
       </w:r>
     </w:p>

--- a/Backend/Director_Disclosure/Output_Disclosures/2024-25/ORIVANTA_ENERGY_PRIVATE_LIMITED/DIR-8/DIR8_JAYMIN_MUKESHBHAI_GANDHI_10786887.docx
+++ b/Backend/Director_Disclosure/Output_Disclosures/2024-25/ORIVANTA_ENERGY_PRIVATE_LIMITED/DIR-8/DIR8_JAYMIN_MUKESHBHAI_GANDHI_10786887.docx
@@ -340,7 +340,7 @@
                 <w:b w:val="0"/>
                 <w:sz w:val="23"/>
               </w:rPr>
-              <w:t>ORIVANTA ENERGY PRIVATE LIMITED</w:t>
+              <w:t>BMD POWER PRIVATE LIMITED</w:t>
             </w:r>
           </w:p>
         </w:tc>
@@ -359,7 +359,7 @@
                 <w:b w:val="0"/>
                 <w:sz w:val="23"/>
               </w:rPr>
-              <w:t>17/04/2026</w:t>
+              <w:t>27/04/2026</w:t>
             </w:r>
           </w:p>
         </w:tc>
@@ -410,7 +410,7 @@
                 <w:b w:val="0"/>
                 <w:sz w:val="23"/>
               </w:rPr>
-              <w:t>VELTRIXA ENERGY PRIVATE LIMITED</w:t>
+              <w:t>ORIVANTA ENERGY PRIVATE LIMITED</w:t>
             </w:r>
           </w:p>
         </w:tc>
@@ -474,6 +474,14 @@
               <w:spacing w:after="0"/>
               <w:jc w:val="both"/>
             </w:pPr>
+            <w:r>
+              <w:rPr>
+                <w:rFonts w:ascii="Adani" w:hAnsi="Adani" w:eastAsia="Adani" w:cs="Adani"/>
+                <w:b w:val="0"/>
+                <w:sz w:val="23"/>
+              </w:rPr>
+              <w:t>VELTRIXA ENERGY PRIVATE LIMITED</w:t>
+            </w:r>
           </w:p>
         </w:tc>
         <w:tc>
@@ -485,6 +493,14 @@
               <w:spacing w:after="0"/>
               <w:jc w:val="center"/>
             </w:pPr>
+            <w:r>
+              <w:rPr>
+                <w:rFonts w:ascii="Adani" w:hAnsi="Adani" w:eastAsia="Adani" w:cs="Adani"/>
+                <w:b w:val="0"/>
+                <w:sz w:val="23"/>
+              </w:rPr>
+              <w:t>17/04/2026</w:t>
+            </w:r>
           </w:p>
         </w:tc>
         <w:tc>
@@ -599,7 +615,7 @@
           <w:b w:val="0"/>
           <w:sz w:val="23"/>
         </w:rPr>
-        <w:t xml:space="preserve">Date: 27th May, 2026</w:t>
+        <w:t xml:space="preserve">Date: 08th June, 2026</w:t>
         <w:tab/>
       </w:r>
     </w:p>
